--- a/rccs-new/document/Договор_аренды.docx
+++ b/rccs-new/document/Договор_аренды.docx
@@ -2828,12 +2828,14 @@
         </w:rPr>
         <w:t xml:space="preserve">помещений по договору аренды № </w:t>
       </w:r>
+      <w:bookmarkStart w:id="24" w:name="contrNum"/>
       <w:r>
         <w:rPr>
           <w:b/>
         </w:rPr>
         <w:t>_____</w:t>
       </w:r>
+      <w:bookmarkEnd w:id="24"/>
     </w:p>
     <w:p>
       <w:pPr>
@@ -2856,6 +2858,7 @@
       <w:r>
         <w:t xml:space="preserve"> </w:t>
       </w:r>
+      <w:bookmarkStart w:id="25" w:name="dateAkt"/>
       <w:r>
         <w:t>____________</w:t>
       </w:r>
@@ -2871,6 +2874,7 @@
       <w:r>
         <w:t xml:space="preserve"> </w:t>
       </w:r>
+      <w:bookmarkEnd w:id="25"/>
       <w:r>
         <w:t>г.</w:t>
       </w:r>
@@ -2885,12 +2889,14 @@
         <w:pStyle w:val="a5"/>
         <w:ind w:left="0" w:firstLine="540"/>
       </w:pPr>
+      <w:bookmarkStart w:id="26" w:name="LanlordAkt"/>
       <w:r>
         <w:rPr>
           <w:b/>
         </w:rPr>
         <w:t>_____________________</w:t>
       </w:r>
+      <w:bookmarkEnd w:id="26"/>
       <w:r>
         <w:rPr>
           <w:b/>
@@ -2914,12 +2920,14 @@
         </w:rPr>
         <w:t xml:space="preserve"> </w:t>
       </w:r>
+      <w:bookmarkStart w:id="27" w:name="tenantAkt"/>
       <w:r>
         <w:rPr>
           <w:b/>
         </w:rPr>
         <w:t>______________________________</w:t>
       </w:r>
+      <w:bookmarkEnd w:id="27"/>
       <w:r>
         <w:rPr>
           <w:b/>
@@ -2975,6 +2983,7 @@
         </w:rPr>
         <w:t xml:space="preserve"> </w:t>
       </w:r>
+      <w:bookmarkStart w:id="28" w:name="contrNum1"/>
       <w:r>
         <w:rPr>
           <w:bCs/>
@@ -2985,12 +2994,20 @@
         <w:rPr>
           <w:bCs/>
         </w:rPr>
-        <w:t xml:space="preserve"> от </w:t>
-      </w:r>
+        <w:t xml:space="preserve"> </w:t>
+      </w:r>
+      <w:bookmarkEnd w:id="28"/>
       <w:r>
         <w:rPr>
           <w:bCs/>
         </w:rPr>
+        <w:t xml:space="preserve">от </w:t>
+      </w:r>
+      <w:bookmarkStart w:id="29" w:name="dateAkt1"/>
+      <w:r>
+        <w:rPr>
+          <w:bCs/>
+        </w:rPr>
         <w:t>_______</w:t>
       </w:r>
       <w:r>
@@ -3005,6 +3022,7 @@
         </w:rPr>
         <w:t>___</w:t>
       </w:r>
+      <w:bookmarkEnd w:id="29"/>
       <w:r>
         <w:rPr>
           <w:bCs/>
@@ -3035,8 +3053,13 @@
       <w:r>
         <w:t xml:space="preserve">в здании по адресу: </w:t>
       </w:r>
-      <w:r>
-        <w:t>______________________________,</w:t>
+      <w:bookmarkStart w:id="30" w:name="adressAkt"/>
+      <w:r>
+        <w:t>______________________________</w:t>
+      </w:r>
+      <w:bookmarkEnd w:id="30"/>
+      <w:r>
+        <w:t>,</w:t>
       </w:r>
       <w:r>
         <w:t xml:space="preserve"> в том числе:</w:t>
@@ -3053,46 +3076,47 @@
       <w:r>
         <w:t xml:space="preserve">, </w:t>
       </w:r>
-      <w:r>
-        <w:t>_____</w:t>
-      </w:r>
-      <w:r>
-        <w:t xml:space="preserve"> этаж здания, помещени</w:t>
-      </w:r>
-      <w:r>
-        <w:t>я</w:t>
+      <w:bookmarkStart w:id="31" w:name="floorAkt"/>
+      <w:r>
+        <w:t>____</w:t>
+      </w:r>
+      <w:proofErr w:type="gramStart"/>
+      <w:r>
+        <w:t>_</w:t>
       </w:r>
       <w:r>
         <w:t xml:space="preserve"> </w:t>
       </w:r>
-      <w:r>
-        <w:t xml:space="preserve">№ </w:t>
-      </w:r>
-      <w:r>
-        <w:t>____</w:t>
-      </w:r>
-      <w:r>
-        <w:t xml:space="preserve"> (офис</w:t>
-      </w:r>
+      <w:bookmarkEnd w:id="31"/>
       <w:r>
         <w:t xml:space="preserve"> </w:t>
       </w:r>
-      <w:proofErr w:type="gramStart"/>
-      <w:r>
-        <w:t xml:space="preserve">№ </w:t>
+      <w:r>
+        <w:t>этаж</w:t>
+      </w:r>
+      <w:proofErr w:type="gramEnd"/>
+      <w:r>
+        <w:t xml:space="preserve"> здания, </w:t>
+      </w:r>
+      <w:r>
+        <w:t>офис</w:t>
+      </w:r>
+      <w:r>
+        <w:t>а</w:t>
+      </w:r>
+      <w:r>
+        <w:t xml:space="preserve"> № </w:t>
       </w:r>
       <w:r>
         <w:t xml:space="preserve"> </w:t>
       </w:r>
-      <w:r>
-        <w:t>_</w:t>
-      </w:r>
-      <w:proofErr w:type="gramEnd"/>
-      <w:r>
-        <w:t xml:space="preserve">__ </w:t>
-      </w:r>
-      <w:r>
-        <w:t>).</w:t>
+      <w:bookmarkStart w:id="32" w:name="officeAkt"/>
+      <w:r>
+        <w:t>___</w:t>
+      </w:r>
+      <w:bookmarkEnd w:id="32"/>
+      <w:r>
+        <w:t>.</w:t>
       </w:r>
     </w:p>
     <w:p>
@@ -3217,12 +3241,14 @@
                 <w:b/>
               </w:rPr>
             </w:pPr>
+            <w:bookmarkStart w:id="33" w:name="workerAkt"/>
             <w:r>
               <w:rPr>
                 <w:b/>
               </w:rPr>
               <w:t>________________</w:t>
             </w:r>
+            <w:bookmarkEnd w:id="33"/>
           </w:p>
         </w:tc>
         <w:tc>
@@ -3289,9 +3315,18 @@
             <w:pPr>
               <w:spacing w:line="240" w:lineRule="atLeast"/>
               <w:jc w:val="both"/>
+              <w:rPr>
+                <w:lang w:val="en-US"/>
+              </w:rPr>
             </w:pPr>
             <w:r>
               <w:t>Адрес:</w:t>
+            </w:r>
+            <w:r>
+              <w:rPr>
+                <w:lang w:val="en-US"/>
+              </w:rPr>
+              <w:t xml:space="preserve"> </w:t>
             </w:r>
           </w:p>
         </w:tc>
@@ -3362,11 +3397,26 @@
               <w:jc w:val="both"/>
               <w:rPr>
                 <w:b/>
+                <w:lang w:val="en-US"/>
               </w:rPr>
             </w:pPr>
             <w:r>
               <w:t>Р/с</w:t>
             </w:r>
+            <w:r>
+              <w:rPr>
+                <w:lang w:val="en-US"/>
+              </w:rPr>
+              <w:t xml:space="preserve"> </w:t>
+            </w:r>
+            <w:bookmarkStart w:id="34" w:name="PaymentAccountAkt"/>
+            <w:r>
+              <w:rPr>
+                <w:lang w:val="en-US"/>
+              </w:rPr>
+              <w:t xml:space="preserve"> </w:t>
+            </w:r>
+            <w:bookmarkEnd w:id="34"/>
           </w:p>
         </w:tc>
         <w:tc>
@@ -3426,6 +3476,7 @@
               <w:jc w:val="both"/>
               <w:rPr>
                 <w:b/>
+                <w:lang w:val="en-US"/>
               </w:rPr>
             </w:pPr>
             <w:proofErr w:type="gramStart"/>
@@ -3433,6 +3484,20 @@
               <w:t>Кор/счет</w:t>
             </w:r>
             <w:proofErr w:type="gramEnd"/>
+            <w:r>
+              <w:rPr>
+                <w:lang w:val="en-US"/>
+              </w:rPr>
+              <w:t xml:space="preserve"> </w:t>
+            </w:r>
+            <w:bookmarkStart w:id="35" w:name="CorrespondentAccountAkt"/>
+            <w:r>
+              <w:rPr>
+                <w:lang w:val="en-US"/>
+              </w:rPr>
+              <w:t xml:space="preserve"> </w:t>
+            </w:r>
+            <w:bookmarkEnd w:id="35"/>
           </w:p>
         </w:tc>
         <w:tc>
@@ -3494,10 +3559,19 @@
             <w:pPr>
               <w:spacing w:line="240" w:lineRule="atLeast"/>
               <w:jc w:val="both"/>
+              <w:rPr>
+                <w:lang w:val="en-US"/>
+              </w:rPr>
             </w:pPr>
             <w:r>
               <w:t>БИК</w:t>
             </w:r>
+            <w:r>
+              <w:rPr>
+                <w:lang w:val="en-US"/>
+              </w:rPr>
+              <w:t xml:space="preserve">  </w:t>
+            </w:r>
           </w:p>
         </w:tc>
         <w:tc>
@@ -3555,10 +3629,21 @@
             <w:pPr>
               <w:spacing w:line="240" w:lineRule="atLeast"/>
               <w:jc w:val="both"/>
+              <w:rPr>
+                <w:lang w:val="en-US"/>
+              </w:rPr>
             </w:pPr>
             <w:r>
               <w:t>ИНН</w:t>
             </w:r>
+            <w:bookmarkStart w:id="36" w:name="INNAkt"/>
+            <w:r>
+              <w:rPr>
+                <w:lang w:val="en-US"/>
+              </w:rPr>
+              <w:t xml:space="preserve"> </w:t>
+            </w:r>
+            <w:bookmarkEnd w:id="36"/>
           </w:p>
         </w:tc>
         <w:tc>
